--- a/test-files/дубли.docx
+++ b/test-files/дубли.docx
@@ -247,6 +247,890 @@
           <w:p>
             <w:r>
               <w:t>12.09.2018</w:t>
+            </w:r>
+          </w:p>
+        </w:tc>
+      </w:tr>
+      <w:tr>
+        <w:tc>
+          <w:tcPr>
+            <w:tcW w:type="dxa" w:w="1728"/>
+          </w:tcPr>
+          <w:p>
+            <w:r>
+              <w:t>Кузнецов Дмитрий Сергеевич</w:t>
+            </w:r>
+          </w:p>
+        </w:tc>
+        <w:tc>
+          <w:tcPr>
+            <w:tcW w:type="dxa" w:w="1728"/>
+          </w:tcPr>
+          <w:p>
+            <w:r>
+              <w:t>Дизайнер</w:t>
+            </w:r>
+          </w:p>
+        </w:tc>
+        <w:tc>
+          <w:tcPr>
+            <w:tcW w:type="dxa" w:w="1728"/>
+          </w:tcPr>
+          <w:p>
+            <w:r>
+              <w:t>Дизайн</w:t>
+            </w:r>
+          </w:p>
+        </w:tc>
+        <w:tc>
+          <w:tcPr>
+            <w:tcW w:type="dxa" w:w="1728"/>
+          </w:tcPr>
+          <w:p>
+            <w:r>
+              <w:t>110000</w:t>
+            </w:r>
+          </w:p>
+        </w:tc>
+        <w:tc>
+          <w:tcPr>
+            <w:tcW w:type="dxa" w:w="1728"/>
+          </w:tcPr>
+          <w:p>
+            <w:r>
+              <w:t>04.02.2021</w:t>
+            </w:r>
+          </w:p>
+        </w:tc>
+      </w:tr>
+      <w:tr>
+        <w:tc>
+          <w:tcPr>
+            <w:tcW w:type="dxa" w:w="1728"/>
+          </w:tcPr>
+          <w:p>
+            <w:r>
+              <w:t>Смирнов Владимир Андреевич</w:t>
+            </w:r>
+          </w:p>
+        </w:tc>
+        <w:tc>
+          <w:tcPr>
+            <w:tcW w:type="dxa" w:w="1728"/>
+          </w:tcPr>
+          <w:p>
+            <w:r>
+              <w:t>Бухгалтер</w:t>
+            </w:r>
+          </w:p>
+        </w:tc>
+        <w:tc>
+          <w:tcPr>
+            <w:tcW w:type="dxa" w:w="1728"/>
+          </w:tcPr>
+          <w:p>
+            <w:r>
+              <w:t>Финансы</w:t>
+            </w:r>
+          </w:p>
+        </w:tc>
+        <w:tc>
+          <w:tcPr>
+            <w:tcW w:type="dxa" w:w="1728"/>
+          </w:tcPr>
+          <w:p>
+            <w:r>
+              <w:t>85000</w:t>
+            </w:r>
+          </w:p>
+        </w:tc>
+        <w:tc>
+          <w:tcPr>
+            <w:tcW w:type="dxa" w:w="1728"/>
+          </w:tcPr>
+          <w:p>
+            <w:r>
+              <w:t>20.11.2019</w:t>
+            </w:r>
+          </w:p>
+        </w:tc>
+      </w:tr>
+      <w:tr>
+        <w:tc>
+          <w:tcPr>
+            <w:tcW w:type="dxa" w:w="1728"/>
+          </w:tcPr>
+          <w:p>
+            <w:r>
+              <w:t>Соколов Михаил Викторович</w:t>
+            </w:r>
+          </w:p>
+        </w:tc>
+        <w:tc>
+          <w:tcPr>
+            <w:tcW w:type="dxa" w:w="1728"/>
+          </w:tcPr>
+          <w:p>
+            <w:r>
+              <w:t>Тестировщик</w:t>
+            </w:r>
+          </w:p>
+        </w:tc>
+        <w:tc>
+          <w:tcPr>
+            <w:tcW w:type="dxa" w:w="1728"/>
+          </w:tcPr>
+          <w:p>
+            <w:r>
+              <w:t>Разработка</w:t>
+            </w:r>
+          </w:p>
+        </w:tc>
+        <w:tc>
+          <w:tcPr>
+            <w:tcW w:type="dxa" w:w="1728"/>
+          </w:tcPr>
+          <w:p>
+            <w:r>
+              <w:t>90000</w:t>
+            </w:r>
+          </w:p>
+        </w:tc>
+        <w:tc>
+          <w:tcPr>
+            <w:tcW w:type="dxa" w:w="1728"/>
+          </w:tcPr>
+          <w:p>
+            <w:r>
+              <w:t>07.07.2022</w:t>
+            </w:r>
+          </w:p>
+        </w:tc>
+      </w:tr>
+      <w:tr>
+        <w:tc>
+          <w:tcPr>
+            <w:tcW w:type="dxa" w:w="1728"/>
+          </w:tcPr>
+          <w:p>
+            <w:r>
+              <w:t>Попов Андрей Дмитриевич</w:t>
+            </w:r>
+          </w:p>
+        </w:tc>
+        <w:tc>
+          <w:tcPr>
+            <w:tcW w:type="dxa" w:w="1728"/>
+          </w:tcPr>
+          <w:p>
+            <w:r>
+              <w:t>HR-специалист</w:t>
+            </w:r>
+          </w:p>
+        </w:tc>
+        <w:tc>
+          <w:tcPr>
+            <w:tcW w:type="dxa" w:w="1728"/>
+          </w:tcPr>
+          <w:p>
+            <w:r>
+              <w:t>HR</w:t>
+            </w:r>
+          </w:p>
+        </w:tc>
+        <w:tc>
+          <w:tcPr>
+            <w:tcW w:type="dxa" w:w="1728"/>
+          </w:tcPr>
+          <w:p>
+            <w:r>
+              <w:t>78000</w:t>
+            </w:r>
+          </w:p>
+        </w:tc>
+        <w:tc>
+          <w:tcPr>
+            <w:tcW w:type="dxa" w:w="1728"/>
+          </w:tcPr>
+          <w:p>
+            <w:r>
+              <w:t>15.01.2020</w:t>
+            </w:r>
+          </w:p>
+        </w:tc>
+      </w:tr>
+      <w:tr>
+        <w:tc>
+          <w:tcPr>
+            <w:tcW w:type="dxa" w:w="1728"/>
+          </w:tcPr>
+          <w:p>
+            <w:r>
+              <w:t>Лебедев Сергей Александрович</w:t>
+            </w:r>
+          </w:p>
+        </w:tc>
+        <w:tc>
+          <w:tcPr>
+            <w:tcW w:type="dxa" w:w="1728"/>
+          </w:tcPr>
+          <w:p>
+            <w:r>
+              <w:t>Старший разработчик</w:t>
+            </w:r>
+          </w:p>
+        </w:tc>
+        <w:tc>
+          <w:tcPr>
+            <w:tcW w:type="dxa" w:w="1728"/>
+          </w:tcPr>
+          <w:p>
+            <w:r>
+              <w:t>Разработка</w:t>
+            </w:r>
+          </w:p>
+        </w:tc>
+        <w:tc>
+          <w:tcPr>
+            <w:tcW w:type="dxa" w:w="1728"/>
+          </w:tcPr>
+          <w:p>
+            <w:r>
+              <w:t>220000</w:t>
+            </w:r>
+          </w:p>
+        </w:tc>
+        <w:tc>
+          <w:tcPr>
+            <w:tcW w:type="dxa" w:w="1728"/>
+          </w:tcPr>
+          <w:p>
+            <w:r>
+              <w:t>03.05.2017</w:t>
+            </w:r>
+          </w:p>
+        </w:tc>
+      </w:tr>
+      <w:tr>
+        <w:tc>
+          <w:tcPr>
+            <w:tcW w:type="dxa" w:w="1728"/>
+          </w:tcPr>
+          <w:p>
+            <w:r>
+              <w:t>Иванова Анна Сергеевна</w:t>
+            </w:r>
+          </w:p>
+        </w:tc>
+        <w:tc>
+          <w:tcPr>
+            <w:tcW w:type="dxa" w:w="1728"/>
+          </w:tcPr>
+          <w:p>
+            <w:r>
+              <w:t>UX-исследователь</w:t>
+            </w:r>
+          </w:p>
+        </w:tc>
+        <w:tc>
+          <w:tcPr>
+            <w:tcW w:type="dxa" w:w="1728"/>
+          </w:tcPr>
+          <w:p>
+            <w:r>
+              <w:t>Дизайн</w:t>
+            </w:r>
+          </w:p>
+        </w:tc>
+        <w:tc>
+          <w:tcPr>
+            <w:tcW w:type="dxa" w:w="1728"/>
+          </w:tcPr>
+          <w:p>
+            <w:r>
+              <w:t>130000</w:t>
+            </w:r>
+          </w:p>
+        </w:tc>
+        <w:tc>
+          <w:tcPr>
+            <w:tcW w:type="dxa" w:w="1728"/>
+          </w:tcPr>
+          <w:p>
+            <w:r>
+              <w:t>11.08.2021</w:t>
+            </w:r>
+          </w:p>
+        </w:tc>
+      </w:tr>
+      <w:tr>
+        <w:tc>
+          <w:tcPr>
+            <w:tcW w:type="dxa" w:w="1728"/>
+          </w:tcPr>
+          <w:p>
+            <w:r>
+              <w:t>Козлова Юлия Романовна</w:t>
+            </w:r>
+          </w:p>
+        </w:tc>
+        <w:tc>
+          <w:tcPr>
+            <w:tcW w:type="dxa" w:w="1728"/>
+          </w:tcPr>
+          <w:p>
+            <w:r>
+              <w:t>Финансовый аналитик</w:t>
+            </w:r>
+          </w:p>
+        </w:tc>
+        <w:tc>
+          <w:tcPr>
+            <w:tcW w:type="dxa" w:w="1728"/>
+          </w:tcPr>
+          <w:p>
+            <w:r>
+              <w:t>Финансы</w:t>
+            </w:r>
+          </w:p>
+        </w:tc>
+        <w:tc>
+          <w:tcPr>
+            <w:tcW w:type="dxa" w:w="1728"/>
+          </w:tcPr>
+          <w:p>
+            <w:r>
+              <w:t>140000</w:t>
+            </w:r>
+          </w:p>
+        </w:tc>
+        <w:tc>
+          <w:tcPr>
+            <w:tcW w:type="dxa" w:w="1728"/>
+          </w:tcPr>
+          <w:p>
+            <w:r>
+              <w:t>22.04.2018</w:t>
+            </w:r>
+          </w:p>
+        </w:tc>
+      </w:tr>
+      <w:tr>
+        <w:tc>
+          <w:tcPr>
+            <w:tcW w:type="dxa" w:w="1728"/>
+          </w:tcPr>
+          <w:p>
+            <w:r>
+              <w:t>Иванов Иван Иванович</w:t>
+            </w:r>
+          </w:p>
+        </w:tc>
+        <w:tc>
+          <w:tcPr>
+            <w:tcW w:type="dxa" w:w="1728"/>
+          </w:tcPr>
+          <w:p>
+            <w:r>
+              <w:t>Менеджер</w:t>
+            </w:r>
+          </w:p>
+        </w:tc>
+        <w:tc>
+          <w:tcPr>
+            <w:tcW w:type="dxa" w:w="1728"/>
+          </w:tcPr>
+          <w:p>
+            <w:r>
+              <w:t>Продажи</w:t>
+            </w:r>
+          </w:p>
+        </w:tc>
+        <w:tc>
+          <w:tcPr>
+            <w:tcW w:type="dxa" w:w="1728"/>
+          </w:tcPr>
+          <w:p>
+            <w:r>
+              <w:t>75000</w:t>
+            </w:r>
+          </w:p>
+        </w:tc>
+        <w:tc>
+          <w:tcPr>
+            <w:tcW w:type="dxa" w:w="1728"/>
+          </w:tcPr>
+          <w:p>
+            <w:r>
+              <w:t>15.03.2020</w:t>
+            </w:r>
+          </w:p>
+        </w:tc>
+      </w:tr>
+      <w:tr>
+        <w:tc>
+          <w:tcPr>
+            <w:tcW w:type="dxa" w:w="1728"/>
+          </w:tcPr>
+          <w:p>
+            <w:r>
+              <w:t>Петрова Мария Викторовна</w:t>
+            </w:r>
+          </w:p>
+        </w:tc>
+        <w:tc>
+          <w:tcPr>
+            <w:tcW w:type="dxa" w:w="1728"/>
+          </w:tcPr>
+          <w:p>
+            <w:r>
+              <w:t>Аналитик</w:t>
+            </w:r>
+          </w:p>
+        </w:tc>
+        <w:tc>
+          <w:tcPr>
+            <w:tcW w:type="dxa" w:w="1728"/>
+          </w:tcPr>
+          <w:p>
+            <w:r>
+              <w:t>Аналитика</w:t>
+            </w:r>
+          </w:p>
+        </w:tc>
+        <w:tc>
+          <w:tcPr>
+            <w:tcW w:type="dxa" w:w="1728"/>
+          </w:tcPr>
+          <w:p>
+            <w:r>
+              <w:t>95000</w:t>
+            </w:r>
+          </w:p>
+        </w:tc>
+        <w:tc>
+          <w:tcPr>
+            <w:tcW w:type="dxa" w:w="1728"/>
+          </w:tcPr>
+          <w:p>
+            <w:r>
+              <w:t>01.06.2019</w:t>
+            </w:r>
+          </w:p>
+        </w:tc>
+      </w:tr>
+      <w:tr>
+        <w:tc>
+          <w:tcPr>
+            <w:tcW w:type="dxa" w:w="1728"/>
+          </w:tcPr>
+          <w:p>
+            <w:r>
+              <w:t>Сидоров Алексей Николаевич</w:t>
+            </w:r>
+          </w:p>
+        </w:tc>
+        <w:tc>
+          <w:tcPr>
+            <w:tcW w:type="dxa" w:w="1728"/>
+          </w:tcPr>
+          <w:p>
+            <w:r>
+              <w:t>Тимлид</w:t>
+            </w:r>
+          </w:p>
+        </w:tc>
+        <w:tc>
+          <w:tcPr>
+            <w:tcW w:type="dxa" w:w="1728"/>
+          </w:tcPr>
+          <w:p>
+            <w:r>
+              <w:t>Разработка</w:t>
+            </w:r>
+          </w:p>
+        </w:tc>
+        <w:tc>
+          <w:tcPr>
+            <w:tcW w:type="dxa" w:w="1728"/>
+          </w:tcPr>
+          <w:p>
+            <w:r>
+              <w:t>180000</w:t>
+            </w:r>
+          </w:p>
+        </w:tc>
+        <w:tc>
+          <w:tcPr>
+            <w:tcW w:type="dxa" w:w="1728"/>
+          </w:tcPr>
+          <w:p>
+            <w:r>
+              <w:t>12.09.2018</w:t>
+            </w:r>
+          </w:p>
+        </w:tc>
+      </w:tr>
+      <w:tr>
+        <w:tc>
+          <w:tcPr>
+            <w:tcW w:type="dxa" w:w="1728"/>
+          </w:tcPr>
+          <w:p>
+            <w:r>
+              <w:t>Кузнецов Дмитрий Сергеевич</w:t>
+            </w:r>
+          </w:p>
+        </w:tc>
+        <w:tc>
+          <w:tcPr>
+            <w:tcW w:type="dxa" w:w="1728"/>
+          </w:tcPr>
+          <w:p>
+            <w:r>
+              <w:t>Дизайнер</w:t>
+            </w:r>
+          </w:p>
+        </w:tc>
+        <w:tc>
+          <w:tcPr>
+            <w:tcW w:type="dxa" w:w="1728"/>
+          </w:tcPr>
+          <w:p>
+            <w:r>
+              <w:t>Дизайн</w:t>
+            </w:r>
+          </w:p>
+        </w:tc>
+        <w:tc>
+          <w:tcPr>
+            <w:tcW w:type="dxa" w:w="1728"/>
+          </w:tcPr>
+          <w:p>
+            <w:r>
+              <w:t>110000</w:t>
+            </w:r>
+          </w:p>
+        </w:tc>
+        <w:tc>
+          <w:tcPr>
+            <w:tcW w:type="dxa" w:w="1728"/>
+          </w:tcPr>
+          <w:p>
+            <w:r>
+              <w:t>04.02.2021</w:t>
+            </w:r>
+          </w:p>
+        </w:tc>
+      </w:tr>
+      <w:tr>
+        <w:tc>
+          <w:tcPr>
+            <w:tcW w:type="dxa" w:w="1728"/>
+          </w:tcPr>
+          <w:p>
+            <w:r>
+              <w:t>Смирнов Владимир Андреевич</w:t>
+            </w:r>
+          </w:p>
+        </w:tc>
+        <w:tc>
+          <w:tcPr>
+            <w:tcW w:type="dxa" w:w="1728"/>
+          </w:tcPr>
+          <w:p>
+            <w:r>
+              <w:t>Бухгалтер</w:t>
+            </w:r>
+          </w:p>
+        </w:tc>
+        <w:tc>
+          <w:tcPr>
+            <w:tcW w:type="dxa" w:w="1728"/>
+          </w:tcPr>
+          <w:p>
+            <w:r>
+              <w:t>Финансы</w:t>
+            </w:r>
+          </w:p>
+        </w:tc>
+        <w:tc>
+          <w:tcPr>
+            <w:tcW w:type="dxa" w:w="1728"/>
+          </w:tcPr>
+          <w:p>
+            <w:r>
+              <w:t>85000</w:t>
+            </w:r>
+          </w:p>
+        </w:tc>
+        <w:tc>
+          <w:tcPr>
+            <w:tcW w:type="dxa" w:w="1728"/>
+          </w:tcPr>
+          <w:p>
+            <w:r>
+              <w:t>20.11.2019</w:t>
+            </w:r>
+          </w:p>
+        </w:tc>
+      </w:tr>
+      <w:tr>
+        <w:tc>
+          <w:tcPr>
+            <w:tcW w:type="dxa" w:w="1728"/>
+          </w:tcPr>
+          <w:p>
+            <w:r>
+              <w:t>Соколов Михаил Викторович</w:t>
+            </w:r>
+          </w:p>
+        </w:tc>
+        <w:tc>
+          <w:tcPr>
+            <w:tcW w:type="dxa" w:w="1728"/>
+          </w:tcPr>
+          <w:p>
+            <w:r>
+              <w:t>Тестировщик</w:t>
+            </w:r>
+          </w:p>
+        </w:tc>
+        <w:tc>
+          <w:tcPr>
+            <w:tcW w:type="dxa" w:w="1728"/>
+          </w:tcPr>
+          <w:p>
+            <w:r>
+              <w:t>Разработка</w:t>
+            </w:r>
+          </w:p>
+        </w:tc>
+        <w:tc>
+          <w:tcPr>
+            <w:tcW w:type="dxa" w:w="1728"/>
+          </w:tcPr>
+          <w:p>
+            <w:r>
+              <w:t>90000</w:t>
+            </w:r>
+          </w:p>
+        </w:tc>
+        <w:tc>
+          <w:tcPr>
+            <w:tcW w:type="dxa" w:w="1728"/>
+          </w:tcPr>
+          <w:p>
+            <w:r>
+              <w:t>07.07.2022</w:t>
+            </w:r>
+          </w:p>
+        </w:tc>
+      </w:tr>
+      <w:tr>
+        <w:tc>
+          <w:tcPr>
+            <w:tcW w:type="dxa" w:w="1728"/>
+          </w:tcPr>
+          <w:p>
+            <w:r>
+              <w:t>Попов Андрей Дмитриевич</w:t>
+            </w:r>
+          </w:p>
+        </w:tc>
+        <w:tc>
+          <w:tcPr>
+            <w:tcW w:type="dxa" w:w="1728"/>
+          </w:tcPr>
+          <w:p>
+            <w:r>
+              <w:t>HR-специалист</w:t>
+            </w:r>
+          </w:p>
+        </w:tc>
+        <w:tc>
+          <w:tcPr>
+            <w:tcW w:type="dxa" w:w="1728"/>
+          </w:tcPr>
+          <w:p>
+            <w:r>
+              <w:t>HR</w:t>
+            </w:r>
+          </w:p>
+        </w:tc>
+        <w:tc>
+          <w:tcPr>
+            <w:tcW w:type="dxa" w:w="1728"/>
+          </w:tcPr>
+          <w:p>
+            <w:r>
+              <w:t>78000</w:t>
+            </w:r>
+          </w:p>
+        </w:tc>
+        <w:tc>
+          <w:tcPr>
+            <w:tcW w:type="dxa" w:w="1728"/>
+          </w:tcPr>
+          <w:p>
+            <w:r>
+              <w:t>15.01.2020</w:t>
+            </w:r>
+          </w:p>
+        </w:tc>
+      </w:tr>
+      <w:tr>
+        <w:tc>
+          <w:tcPr>
+            <w:tcW w:type="dxa" w:w="1728"/>
+          </w:tcPr>
+          <w:p>
+            <w:r>
+              <w:t>Лебедев Сергей Александрович</w:t>
+            </w:r>
+          </w:p>
+        </w:tc>
+        <w:tc>
+          <w:tcPr>
+            <w:tcW w:type="dxa" w:w="1728"/>
+          </w:tcPr>
+          <w:p>
+            <w:r>
+              <w:t>Старший разработчик</w:t>
+            </w:r>
+          </w:p>
+        </w:tc>
+        <w:tc>
+          <w:tcPr>
+            <w:tcW w:type="dxa" w:w="1728"/>
+          </w:tcPr>
+          <w:p>
+            <w:r>
+              <w:t>Разработка</w:t>
+            </w:r>
+          </w:p>
+        </w:tc>
+        <w:tc>
+          <w:tcPr>
+            <w:tcW w:type="dxa" w:w="1728"/>
+          </w:tcPr>
+          <w:p>
+            <w:r>
+              <w:t>220000</w:t>
+            </w:r>
+          </w:p>
+        </w:tc>
+        <w:tc>
+          <w:tcPr>
+            <w:tcW w:type="dxa" w:w="1728"/>
+          </w:tcPr>
+          <w:p>
+            <w:r>
+              <w:t>03.05.2017</w:t>
+            </w:r>
+          </w:p>
+        </w:tc>
+      </w:tr>
+      <w:tr>
+        <w:tc>
+          <w:tcPr>
+            <w:tcW w:type="dxa" w:w="1728"/>
+          </w:tcPr>
+          <w:p>
+            <w:r>
+              <w:t>Иванова Анна Сергеевна</w:t>
+            </w:r>
+          </w:p>
+        </w:tc>
+        <w:tc>
+          <w:tcPr>
+            <w:tcW w:type="dxa" w:w="1728"/>
+          </w:tcPr>
+          <w:p>
+            <w:r>
+              <w:t>UX-исследователь</w:t>
+            </w:r>
+          </w:p>
+        </w:tc>
+        <w:tc>
+          <w:tcPr>
+            <w:tcW w:type="dxa" w:w="1728"/>
+          </w:tcPr>
+          <w:p>
+            <w:r>
+              <w:t>Дизайн</w:t>
+            </w:r>
+          </w:p>
+        </w:tc>
+        <w:tc>
+          <w:tcPr>
+            <w:tcW w:type="dxa" w:w="1728"/>
+          </w:tcPr>
+          <w:p>
+            <w:r>
+              <w:t>130000</w:t>
+            </w:r>
+          </w:p>
+        </w:tc>
+        <w:tc>
+          <w:tcPr>
+            <w:tcW w:type="dxa" w:w="1728"/>
+          </w:tcPr>
+          <w:p>
+            <w:r>
+              <w:t>11.08.2021</w:t>
+            </w:r>
+          </w:p>
+        </w:tc>
+      </w:tr>
+      <w:tr>
+        <w:tc>
+          <w:tcPr>
+            <w:tcW w:type="dxa" w:w="1728"/>
+          </w:tcPr>
+          <w:p>
+            <w:r>
+              <w:t>Козлова Юлия Романовна</w:t>
+            </w:r>
+          </w:p>
+        </w:tc>
+        <w:tc>
+          <w:tcPr>
+            <w:tcW w:type="dxa" w:w="1728"/>
+          </w:tcPr>
+          <w:p>
+            <w:r>
+              <w:t>Финансовый аналитик</w:t>
+            </w:r>
+          </w:p>
+        </w:tc>
+        <w:tc>
+          <w:tcPr>
+            <w:tcW w:type="dxa" w:w="1728"/>
+          </w:tcPr>
+          <w:p>
+            <w:r>
+              <w:t>Финансы</w:t>
+            </w:r>
+          </w:p>
+        </w:tc>
+        <w:tc>
+          <w:tcPr>
+            <w:tcW w:type="dxa" w:w="1728"/>
+          </w:tcPr>
+          <w:p>
+            <w:r>
+              <w:t>140000</w:t>
+            </w:r>
+          </w:p>
+        </w:tc>
+        <w:tc>
+          <w:tcPr>
+            <w:tcW w:type="dxa" w:w="1728"/>
+          </w:tcPr>
+          <w:p>
+            <w:r>
+              <w:t>22.04.2018</w:t>
             </w:r>
           </w:p>
         </w:tc>
